--- a/worksheets/15강_학습지_교사용.docx
+++ b/worksheets/15강_학습지_교사용.docx
@@ -25,6 +25,7 @@
     <w:p>
       <w:pPr>
         <w:keepNext/>
+        <w:pageBreakBefore w:val="0"/>
         <w:spacing w:before="240" w:after="80"/>
         <w:pBdr>
           <w:bottom w:val="single" w:sz="12" w:space="1" w:color="999999"/>
@@ -119,6 +120,7 @@
     <w:p>
       <w:pPr>
         <w:keepNext/>
+        <w:pageBreakBefore w:val="0"/>
         <w:spacing w:before="240" w:after="80"/>
         <w:pBdr>
           <w:bottom w:val="single" w:sz="12" w:space="1" w:color="999999"/>
@@ -213,6 +215,7 @@
     <w:p>
       <w:pPr>
         <w:keepNext/>
+        <w:pageBreakBefore w:val="0"/>
         <w:spacing w:before="240" w:after="80"/>
         <w:pBdr>
           <w:bottom w:val="single" w:sz="12" w:space="1" w:color="999999"/>
@@ -305,6 +308,7 @@
     <w:p>
       <w:pPr>
         <w:keepNext/>
+        <w:pageBreakBefore w:val="0"/>
         <w:spacing w:before="240" w:after="80"/>
         <w:pBdr>
           <w:bottom w:val="single" w:sz="12" w:space="1" w:color="999999"/>
@@ -359,6 +363,7 @@
     <w:p>
       <w:pPr>
         <w:keepNext/>
+        <w:pageBreakBefore w:val="0"/>
         <w:spacing w:before="240" w:after="80"/>
         <w:pBdr>
           <w:bottom w:val="single" w:sz="12" w:space="1" w:color="999999"/>
@@ -489,6 +494,7 @@
     <w:p>
       <w:pPr>
         <w:keepNext/>
+        <w:pageBreakBefore w:val="0"/>
         <w:spacing w:before="240" w:after="80"/>
         <w:pBdr>
           <w:bottom w:val="single" w:sz="12" w:space="1" w:color="999999"/>
